--- a/docs/WSM Lead Follow Up and Airtable Guide.docx
+++ b/docs/WSM Lead Follow Up and Airtable Guide.docx
@@ -181,7 +181,7 @@
           <w:color w:val="000000"/>
           <w:sz w:val="20"/>
         </w:rPr>
-        <w:t>Keep Lead Status, notes, and the next follow-up current. Notes should be brief and factual. Leave Final Outcome blank while the lead is still active.</w:t>
+        <w:t>Keep Lead Status, Staff Notes, and Next Follow Up current. Staff Notes should be brief and factual. Leave Final Outcome blank while the lead is still active.</w:t>
       </w:r>
     </w:p>
     <w:p>
